--- a/УП_02/github_branches/case_task_4/docs/УП02_Отчет_Паневина.docx
+++ b/УП_02/github_branches/case_task_4/docs/УП02_Отчет_Паневина.docx
@@ -339,7 +339,7 @@
         </w:rPr>
         <w:t>3. СОЗДАНИЕ ГРАФИЧЕСКОГО ИНТЕРФЕЙСА C++</w:t>
         <w:tab/>
-        <w:t>51</w:t>
+        <w:t>53</w:t>
       </w:r>
     </w:p>
     <w:p>
@@ -363,7 +363,7 @@
         </w:rPr>
         <w:t>4. ОРГАНИЗАЦИЯ ХРАНЕНИЯ ПРОЕКТА</w:t>
         <w:tab/>
-        <w:t>61</w:t>
+        <w:t>63</w:t>
       </w:r>
     </w:p>
     <w:p>
@@ -387,7 +387,7 @@
         </w:rPr>
         <w:t>ЗАКЛЮЧЕНИЕ</w:t>
         <w:tab/>
-        <w:t>63</w:t>
+        <w:t>65</w:t>
       </w:r>
     </w:p>
     <w:p>
@@ -411,7 +411,7 @@
         </w:rPr>
         <w:t>СПИСОК ИСПОЛЬЗОВАННЫХ ИСТОЧНИКОВ</w:t>
         <w:tab/>
-        <w:t>65</w:t>
+        <w:t>67</w:t>
       </w:r>
     </w:p>
     <w:p>
@@ -435,7 +435,7 @@
         </w:rPr>
         <w:t>ПРИЛОЖЕНИЯ</w:t>
         <w:tab/>
-        <w:t>68</w:t>
+        <w:t>70</w:t>
       </w:r>
       <w:r>
         <w:fldChar w:fldCharType="end"/>
@@ -21019,7 +21019,7 @@
           <w:i w:val="0"/>
           <w:sz w:val="28"/>
         </w:rPr>
-        <w:t>Для отслеживания выполнения этапов использована облачная система управления проектами Kaiten [16]. На доске проекта создано 12 карточек, соответствующих работам сетевого графика; для каждой карточки заданы описание, метки, ответственный, даты начала и окончания и чек-лист подзадач, а карточки перемещаются по колонкам «Запланированные», «В работе» и «Готово».</w:t>
+        <w:t>Для отслеживания выполнения этапов использована облачная система управления проектами Kaiten [16]. В пространстве «Гостиница Космос» создана доска «Разработка ИС «Космос»» с колонками «Запланированные», «В работе» и «Готово»; каждый этап жизненного цикла системы оформлен карточкой с описанием, метками, ответственным, датами начала и окончания (Timeline) и чек-листом подзадач. Работы учебной практики соответствуют начальным этапам этого плана: анализ предметной области, сбор и спецификация требований, общее описание ИС и разработка ТЗ, проектирование архитектуры и дизайн интерфейсов.</w:t>
       </w:r>
     </w:p>
     <w:p>
@@ -21038,7 +21038,7 @@
           <w:i w:val="0"/>
           <w:sz w:val="28"/>
         </w:rPr>
-        <w:t>Доска проекта в Kaiten представлена на рисунке 26, пример карточки этапа – на рисунке 27.</w:t>
+        <w:t>Доска проекта в Kaiten представлена на рисунке 26. Этапы анализа предметной области и спецификации требований находятся в колонке «Готово», разработка технического задания – в колонке «В работе», последующие этапы – в колонке «Запланированные».</w:t>
       </w:r>
     </w:p>
     <w:p>
@@ -21051,14 +21051,38 @@
         <w:jc w:val="center"/>
       </w:pPr>
       <w:r>
-        <w:rPr>
-          <w:rFonts w:ascii="Times New Roman" w:hAnsi="Times New Roman" w:eastAsia="Times New Roman" w:cs="Times New Roman"/>
-          <w:b/>
-          <w:i w:val="0"/>
-          <w:sz w:val="28"/>
-          <w:highlight w:val="yellow"/>
-        </w:rPr>
-        <w:t>[ ВСТАВИТЬ СКРИНШОТ: доска Kaiten с 12 карточками этапов ]</w:t>
+        <w:drawing>
+          <wp:inline xmlns:a="http://schemas.openxmlformats.org/drawingml/2006/main" xmlns:pic="http://schemas.openxmlformats.org/drawingml/2006/picture">
+            <wp:extent cx="3896849" cy="5040000"/>
+            <wp:docPr id="25" name="Picture 25"/>
+            <wp:cNvGraphicFramePr>
+              <a:graphicFrameLocks noChangeAspect="1"/>
+            </wp:cNvGraphicFramePr>
+            <a:graphic>
+              <a:graphicData uri="http://schemas.openxmlformats.org/drawingml/2006/picture">
+                <pic:pic>
+                  <pic:nvPicPr>
+                    <pic:cNvPr id="0" name="kaiten_board.png"/>
+                    <pic:cNvPicPr/>
+                  </pic:nvPicPr>
+                  <pic:blipFill>
+                    <a:blip r:embed="rId32"/>
+                    <a:stretch>
+                      <a:fillRect/>
+                    </a:stretch>
+                  </pic:blipFill>
+                  <pic:spPr>
+                    <a:xfrm>
+                      <a:off x="0" y="0"/>
+                      <a:ext cx="3896849" cy="5040000"/>
+                    </a:xfrm>
+                    <a:prstGeom prst="rect"/>
+                  </pic:spPr>
+                </pic:pic>
+              </a:graphicData>
+            </a:graphic>
+          </wp:inline>
+        </w:drawing>
       </w:r>
     </w:p>
     <w:p>
@@ -21077,7 +21101,26 @@
           <w:i w:val="0"/>
           <w:sz w:val="28"/>
         </w:rPr>
-        <w:t>Рисунок 26 – Доска проекта УП.02 в Kaiten</w:t>
+        <w:t>Рисунок 26 – Доска проекта «Разработка ИС «Космос»» в Kaiten</w:t>
+      </w:r>
+    </w:p>
+    <w:p>
+      <w:pPr>
+        <w:keepNext w:val="0"/>
+        <w:pageBreakBefore w:val="0"/>
+        <w:widowControl/>
+        <w:spacing w:before="0" w:after="0" w:line="360" w:lineRule="auto"/>
+        <w:ind w:firstLine="709" w:left="0" w:right="0"/>
+        <w:jc w:val="both"/>
+      </w:pPr>
+      <w:r>
+        <w:rPr>
+          <w:rFonts w:ascii="Times New Roman" w:hAnsi="Times New Roman" w:eastAsia="Times New Roman" w:cs="Times New Roman"/>
+          <w:b w:val="0"/>
+          <w:i w:val="0"/>
+          <w:sz w:val="28"/>
+        </w:rPr>
+        <w:t>Карточка этапа «Общее описание ИС и разработка ТЗ» приведена на рисунке 27. В карточке заданы критерии приемки, прикреплены схема жизненного цикла и файл технического задания, а чек-лист содержит обязательные разделы ТЗ по ГОСТ 34.602-2020 и отражает процент выполнения задачи.</w:t>
       </w:r>
     </w:p>
     <w:p>
@@ -21090,14 +21133,38 @@
         <w:jc w:val="center"/>
       </w:pPr>
       <w:r>
-        <w:rPr>
-          <w:rFonts w:ascii="Times New Roman" w:hAnsi="Times New Roman" w:eastAsia="Times New Roman" w:cs="Times New Roman"/>
-          <w:b/>
-          <w:i w:val="0"/>
-          <w:sz w:val="28"/>
-          <w:highlight w:val="yellow"/>
-        </w:rPr>
-        <w:t>[ ВСТАВИТЬ СКРИНШОТ: открытая карточка с датами, метками и чек-листом ]</w:t>
+        <w:drawing>
+          <wp:inline xmlns:a="http://schemas.openxmlformats.org/drawingml/2006/main" xmlns:pic="http://schemas.openxmlformats.org/drawingml/2006/picture">
+            <wp:extent cx="2826382" cy="5399998"/>
+            <wp:docPr id="26" name="Picture 26"/>
+            <wp:cNvGraphicFramePr>
+              <a:graphicFrameLocks noChangeAspect="1"/>
+            </wp:cNvGraphicFramePr>
+            <a:graphic>
+              <a:graphicData uri="http://schemas.openxmlformats.org/drawingml/2006/picture">
+                <pic:pic>
+                  <pic:nvPicPr>
+                    <pic:cNvPr id="0" name="kaiten_card.png"/>
+                    <pic:cNvPicPr/>
+                  </pic:nvPicPr>
+                  <pic:blipFill>
+                    <a:blip r:embed="rId33"/>
+                    <a:stretch>
+                      <a:fillRect/>
+                    </a:stretch>
+                  </pic:blipFill>
+                  <pic:spPr>
+                    <a:xfrm>
+                      <a:off x="0" y="0"/>
+                      <a:ext cx="2826382" cy="5399998"/>
+                    </a:xfrm>
+                    <a:prstGeom prst="rect"/>
+                  </pic:spPr>
+                </pic:pic>
+              </a:graphicData>
+            </a:graphic>
+          </wp:inline>
+        </w:drawing>
       </w:r>
     </w:p>
     <w:p>
@@ -21116,7 +21183,7 @@
           <w:i w:val="0"/>
           <w:sz w:val="28"/>
         </w:rPr>
-        <w:t>Рисунок 27 – Карточка этапа «Разработка GUI на C++ (Qt)»</w:t>
+        <w:t>Рисунок 27 – Карточка этапа «Общее описание ИС и разработка ТЗ»</w:t>
       </w:r>
     </w:p>
     <w:p>
@@ -21135,7 +21202,7 @@
           <w:i w:val="0"/>
           <w:sz w:val="28"/>
         </w:rPr>
-        <w:t>На рисунке 28 приведен график выполнения работ в представлении Timeline, сформированный Kaiten по датам карточек. Длительности и последовательность этапов на графике совпадают с расчетом сетевого графика.</w:t>
+        <w:t>На рисунке 28 приведен график выполнения этапов проекта в представлении Timeline, автоматически сформированный Kaiten по датам карточек. График показывает последовательность и длительность этапов, их частичное перекрытие во времени и процент выполнения текущего этапа.</w:t>
       </w:r>
     </w:p>
     <w:p>
@@ -21148,14 +21215,38 @@
         <w:jc w:val="center"/>
       </w:pPr>
       <w:r>
-        <w:rPr>
-          <w:rFonts w:ascii="Times New Roman" w:hAnsi="Times New Roman" w:eastAsia="Times New Roman" w:cs="Times New Roman"/>
-          <w:b/>
-          <w:i w:val="0"/>
-          <w:sz w:val="28"/>
-          <w:highlight w:val="yellow"/>
-        </w:rPr>
-        <w:t>[ ВСТАВИТЬ СКРИНШОТ: представление Timeline в Kaiten ]</w:t>
+        <w:drawing>
+          <wp:inline xmlns:a="http://schemas.openxmlformats.org/drawingml/2006/main" xmlns:pic="http://schemas.openxmlformats.org/drawingml/2006/picture">
+            <wp:extent cx="5400000" cy="3233840"/>
+            <wp:docPr id="27" name="Picture 27"/>
+            <wp:cNvGraphicFramePr>
+              <a:graphicFrameLocks noChangeAspect="1"/>
+            </wp:cNvGraphicFramePr>
+            <a:graphic>
+              <a:graphicData uri="http://schemas.openxmlformats.org/drawingml/2006/picture">
+                <pic:pic>
+                  <pic:nvPicPr>
+                    <pic:cNvPr id="0" name="kaiten_timeline.png"/>
+                    <pic:cNvPicPr/>
+                  </pic:nvPicPr>
+                  <pic:blipFill>
+                    <a:blip r:embed="rId34"/>
+                    <a:stretch>
+                      <a:fillRect/>
+                    </a:stretch>
+                  </pic:blipFill>
+                  <pic:spPr>
+                    <a:xfrm>
+                      <a:off x="0" y="0"/>
+                      <a:ext cx="5400000" cy="3233840"/>
+                    </a:xfrm>
+                    <a:prstGeom prst="rect"/>
+                  </pic:spPr>
+                </pic:pic>
+              </a:graphicData>
+            </a:graphic>
+          </wp:inline>
+        </w:drawing>
       </w:r>
     </w:p>
     <w:p>
@@ -21174,7 +21265,7 @@
           <w:i w:val="0"/>
           <w:sz w:val="28"/>
         </w:rPr>
-        <w:t>Рисунок 28 – Диаграмма Ганта (Timeline) в Kaiten</w:t>
+        <w:t>Рисунок 28 – График выполнения этапов проекта (Timeline) в Kaiten</w:t>
       </w:r>
     </w:p>
     <w:p>
@@ -22194,7 +22285,7 @@
         <w:drawing>
           <wp:inline xmlns:a="http://schemas.openxmlformats.org/drawingml/2006/main" xmlns:pic="http://schemas.openxmlformats.org/drawingml/2006/picture">
             <wp:extent cx="3240000" cy="3662609"/>
-            <wp:docPr id="25" name="Picture 25"/>
+            <wp:docPr id="28" name="Picture 28"/>
             <wp:cNvGraphicFramePr>
               <a:graphicFrameLocks noChangeAspect="1"/>
             </wp:cNvGraphicFramePr>
@@ -22206,7 +22297,7 @@
                     <pic:cNvPicPr/>
                   </pic:nvPicPr>
                   <pic:blipFill>
-                    <a:blip r:embed="rId32"/>
+                    <a:blip r:embed="rId35"/>
                     <a:stretch>
                       <a:fillRect/>
                     </a:stretch>
@@ -22257,7 +22348,7 @@
         <w:drawing>
           <wp:inline xmlns:a="http://schemas.openxmlformats.org/drawingml/2006/main" xmlns:pic="http://schemas.openxmlformats.org/drawingml/2006/picture">
             <wp:extent cx="3240000" cy="3662609"/>
-            <wp:docPr id="26" name="Picture 26"/>
+            <wp:docPr id="29" name="Picture 29"/>
             <wp:cNvGraphicFramePr>
               <a:graphicFrameLocks noChangeAspect="1"/>
             </wp:cNvGraphicFramePr>
@@ -22269,7 +22360,7 @@
                     <pic:cNvPicPr/>
                   </pic:nvPicPr>
                   <pic:blipFill>
-                    <a:blip r:embed="rId33"/>
+                    <a:blip r:embed="rId36"/>
                     <a:stretch>
                       <a:fillRect/>
                     </a:stretch>
@@ -22903,7 +22994,7 @@
         <w:drawing>
           <wp:inline xmlns:a="http://schemas.openxmlformats.org/drawingml/2006/main" xmlns:pic="http://schemas.openxmlformats.org/drawingml/2006/picture">
             <wp:extent cx="3240000" cy="4226087"/>
-            <wp:docPr id="27" name="Picture 27"/>
+            <wp:docPr id="30" name="Picture 30"/>
             <wp:cNvGraphicFramePr>
               <a:graphicFrameLocks noChangeAspect="1"/>
             </wp:cNvGraphicFramePr>
@@ -22915,7 +23006,7 @@
                     <pic:cNvPicPr/>
                   </pic:nvPicPr>
                   <pic:blipFill>
-                    <a:blip r:embed="rId34"/>
+                    <a:blip r:embed="rId37"/>
                     <a:stretch>
                       <a:fillRect/>
                     </a:stretch>
@@ -22985,7 +23076,7 @@
         <w:drawing>
           <wp:inline xmlns:a="http://schemas.openxmlformats.org/drawingml/2006/main" xmlns:pic="http://schemas.openxmlformats.org/drawingml/2006/picture">
             <wp:extent cx="5940000" cy="3636735"/>
-            <wp:docPr id="28" name="Picture 28"/>
+            <wp:docPr id="31" name="Picture 31"/>
             <wp:cNvGraphicFramePr>
               <a:graphicFrameLocks noChangeAspect="1"/>
             </wp:cNvGraphicFramePr>
@@ -22997,7 +23088,7 @@
                     <pic:cNvPicPr/>
                   </pic:nvPicPr>
                   <pic:blipFill>
-                    <a:blip r:embed="rId35"/>
+                    <a:blip r:embed="rId38"/>
                     <a:stretch>
                       <a:fillRect/>
                     </a:stretch>
@@ -23325,7 +23416,7 @@
         <w:drawing>
           <wp:inline xmlns:a="http://schemas.openxmlformats.org/drawingml/2006/main" xmlns:pic="http://schemas.openxmlformats.org/drawingml/2006/picture">
             <wp:extent cx="3600000" cy="4320000"/>
-            <wp:docPr id="29" name="Picture 29"/>
+            <wp:docPr id="32" name="Picture 32"/>
             <wp:cNvGraphicFramePr>
               <a:graphicFrameLocks noChangeAspect="1"/>
             </wp:cNvGraphicFramePr>
@@ -23337,7 +23428,7 @@
                     <pic:cNvPicPr/>
                   </pic:nvPicPr>
                   <pic:blipFill>
-                    <a:blip r:embed="rId36"/>
+                    <a:blip r:embed="rId39"/>
                     <a:stretch>
                       <a:fillRect/>
                     </a:stretch>
@@ -23595,7 +23686,7 @@
         <w:drawing>
           <wp:inline xmlns:a="http://schemas.openxmlformats.org/drawingml/2006/main" xmlns:pic="http://schemas.openxmlformats.org/drawingml/2006/picture">
             <wp:extent cx="3240000" cy="1036800"/>
-            <wp:docPr id="30" name="Picture 30"/>
+            <wp:docPr id="33" name="Picture 33"/>
             <wp:cNvGraphicFramePr>
               <a:graphicFrameLocks noChangeAspect="1"/>
             </wp:cNvGraphicFramePr>
@@ -23607,7 +23698,7 @@
                     <pic:cNvPicPr/>
                   </pic:nvPicPr>
                   <pic:blipFill>
-                    <a:blip r:embed="rId37"/>
+                    <a:blip r:embed="rId40"/>
                     <a:stretch>
                       <a:fillRect/>
                     </a:stretch>
@@ -23677,7 +23768,7 @@
         <w:drawing>
           <wp:inline xmlns:a="http://schemas.openxmlformats.org/drawingml/2006/main" xmlns:pic="http://schemas.openxmlformats.org/drawingml/2006/picture">
             <wp:extent cx="5940000" cy="3636735"/>
-            <wp:docPr id="31" name="Picture 31"/>
+            <wp:docPr id="34" name="Picture 34"/>
             <wp:cNvGraphicFramePr>
               <a:graphicFrameLocks noChangeAspect="1"/>
             </wp:cNvGraphicFramePr>
@@ -23689,7 +23780,7 @@
                     <pic:cNvPicPr/>
                   </pic:nvPicPr>
                   <pic:blipFill>
-                    <a:blip r:embed="rId38"/>
+                    <a:blip r:embed="rId41"/>
                     <a:stretch>
                       <a:fillRect/>
                     </a:stretch>
@@ -23759,7 +23850,7 @@
         <w:drawing>
           <wp:inline xmlns:a="http://schemas.openxmlformats.org/drawingml/2006/main" xmlns:pic="http://schemas.openxmlformats.org/drawingml/2006/picture">
             <wp:extent cx="5940000" cy="3456000"/>
-            <wp:docPr id="32" name="Picture 32"/>
+            <wp:docPr id="35" name="Picture 35"/>
             <wp:cNvGraphicFramePr>
               <a:graphicFrameLocks noChangeAspect="1"/>
             </wp:cNvGraphicFramePr>
@@ -23771,7 +23862,7 @@
                     <pic:cNvPicPr/>
                   </pic:nvPicPr>
                   <pic:blipFill>
-                    <a:blip r:embed="rId39"/>
+                    <a:blip r:embed="rId42"/>
                     <a:stretch>
                       <a:fillRect/>
                     </a:stretch>
@@ -24507,7 +24598,7 @@
         <w:drawing>
           <wp:inline xmlns:a="http://schemas.openxmlformats.org/drawingml/2006/main" xmlns:pic="http://schemas.openxmlformats.org/drawingml/2006/picture">
             <wp:extent cx="5940000" cy="3456000"/>
-            <wp:docPr id="33" name="Picture 33"/>
+            <wp:docPr id="36" name="Picture 36"/>
             <wp:cNvGraphicFramePr>
               <a:graphicFrameLocks noChangeAspect="1"/>
             </wp:cNvGraphicFramePr>
@@ -24519,7 +24610,7 @@
                     <pic:cNvPicPr/>
                   </pic:nvPicPr>
                   <pic:blipFill>
-                    <a:blip r:embed="rId40"/>
+                    <a:blip r:embed="rId43"/>
                     <a:stretch>
                       <a:fillRect/>
                     </a:stretch>
@@ -24570,7 +24661,7 @@
         <w:drawing>
           <wp:inline xmlns:a="http://schemas.openxmlformats.org/drawingml/2006/main" xmlns:pic="http://schemas.openxmlformats.org/drawingml/2006/picture">
             <wp:extent cx="5940000" cy="3456000"/>
-            <wp:docPr id="34" name="Picture 34"/>
+            <wp:docPr id="37" name="Picture 37"/>
             <wp:cNvGraphicFramePr>
               <a:graphicFrameLocks noChangeAspect="1"/>
             </wp:cNvGraphicFramePr>
@@ -24582,7 +24673,7 @@
                     <pic:cNvPicPr/>
                   </pic:nvPicPr>
                   <pic:blipFill>
-                    <a:blip r:embed="rId41"/>
+                    <a:blip r:embed="rId44"/>
                     <a:stretch>
                       <a:fillRect/>
                     </a:stretch>
@@ -24633,7 +24724,7 @@
         <w:drawing>
           <wp:inline xmlns:a="http://schemas.openxmlformats.org/drawingml/2006/main" xmlns:pic="http://schemas.openxmlformats.org/drawingml/2006/picture">
             <wp:extent cx="5940000" cy="3456000"/>
-            <wp:docPr id="35" name="Picture 35"/>
+            <wp:docPr id="38" name="Picture 38"/>
             <wp:cNvGraphicFramePr>
               <a:graphicFrameLocks noChangeAspect="1"/>
             </wp:cNvGraphicFramePr>
@@ -24645,7 +24736,7 @@
                     <pic:cNvPicPr/>
                   </pic:nvPicPr>
                   <pic:blipFill>
-                    <a:blip r:embed="rId42"/>
+                    <a:blip r:embed="rId45"/>
                     <a:stretch>
                       <a:fillRect/>
                     </a:stretch>
@@ -27573,7 +27664,7 @@
                     <pic:cNvPicPr/>
                   </pic:nvPicPr>
                   <pic:blipFill>
-                    <a:blip r:embed="rId43"/>
+                    <a:blip r:embed="rId46"/>
                     <a:stretch>
                       <a:fillRect/>
                     </a:stretch>
@@ -28311,7 +28402,7 @@
                     <pic:cNvPicPr/>
                   </pic:nvPicPr>
                   <pic:blipFill>
-                    <a:blip r:embed="rId44"/>
+                    <a:blip r:embed="rId47"/>
                     <a:stretch>
                       <a:fillRect/>
                     </a:stretch>
@@ -30736,7 +30827,7 @@
                     <pic:cNvPicPr/>
                   </pic:nvPicPr>
                   <pic:blipFill>
-                    <a:blip r:embed="rId45"/>
+                    <a:blip r:embed="rId48"/>
                     <a:stretch>
                       <a:fillRect/>
                     </a:stretch>
@@ -33432,7 +33523,7 @@
                     <pic:cNvPicPr/>
                   </pic:nvPicPr>
                   <pic:blipFill>
-                    <a:blip r:embed="rId46"/>
+                    <a:blip r:embed="rId49"/>
                     <a:stretch>
                       <a:fillRect/>
                     </a:stretch>

--- a/УП_02/github_branches/case_task_4/docs/УП02_Отчет_Паневина.docx
+++ b/УП_02/github_branches/case_task_4/docs/УП02_Отчет_Паневина.docx
@@ -25561,7 +25561,7 @@
           <w:i w:val="0"/>
           <w:sz w:val="28"/>
         </w:rPr>
-        <w:t>Ссылка на репозиторий проекта: https://github.com/mfostorm/panevina.</w:t>
+        <w:t>Ссылка на репозиторий проекта: https://github.com/mfostorm/aeris.</w:t>
       </w:r>
     </w:p>
     <w:p>
